--- a/SOFTMAX research.docx
+++ b/SOFTMAX research.docx
@@ -12,7 +12,21 @@
         <w:rPr>
           <w:lang w:val="en-US"/>
         </w:rPr>
-        <w:t>The goal of this project is to analyze the performance of a softmax-based digit classifier on handwritten digit datasets. We evaluate the model not only using standard accuracy but also through a detailed error analysis and alternative error definitions. Experiments are conducted on both MNIST and USPS datasets.</w:t>
+        <w:t xml:space="preserve">The goal of this project is to analyze the performance of a </w:t>
+      </w:r>
+      <w:proofErr w:type="spellStart"/>
+      <w:r>
+        <w:rPr>
+          <w:lang w:val="en-US"/>
+        </w:rPr>
+        <w:t>softmax</w:t>
+      </w:r>
+      <w:proofErr w:type="spellEnd"/>
+      <w:r>
+        <w:rPr>
+          <w:lang w:val="en-US"/>
+        </w:rPr>
+        <w:t>-based digit classifier on handwritten digit datasets. We evaluate the model not only using standard accuracy but also through a detailed error analysis and alternative error definitions. Experiments are conducted on both MNIST and USPS datasets.</w:t>
       </w:r>
     </w:p>
     <w:p>
@@ -173,6 +187,7 @@
           <w:lang w:val="en-US"/>
         </w:rPr>
       </w:pPr>
+      <w:proofErr w:type="spellStart"/>
       <w:r>
         <w:rPr>
           <w:lang w:val="en-US"/>
@@ -185,6 +200,7 @@
         </w:rPr>
         <w:t>oftmax</w:t>
       </w:r>
+      <w:proofErr w:type="spellEnd"/>
     </w:p>
     <w:p>
       <w:pPr>
@@ -976,14 +992,6 @@
     </w:p>
     <w:p>
       <w:pPr>
-        <w:ind w:left="360"/>
-        <w:rPr>
-          <w:lang w:val="en-US"/>
-        </w:rPr>
-      </w:pPr>
-    </w:p>
-    <w:p>
-      <w:pPr>
         <w:pStyle w:val="a7"/>
         <w:numPr>
           <w:ilvl w:val="0"/>
@@ -1057,6 +1065,224 @@
     </w:p>
     <w:p>
       <w:pPr>
+        <w:pStyle w:val="a7"/>
+        <w:numPr>
+          <w:ilvl w:val="0"/>
+          <w:numId w:val="13"/>
+        </w:numPr>
+        <w:rPr>
+          <w:lang w:val="en-US"/>
+        </w:rPr>
+      </w:pPr>
+      <w:r>
+        <w:rPr>
+          <w:lang w:val="en-US"/>
+        </w:rPr>
+        <w:lastRenderedPageBreak/>
+        <w:t>Digits 1 and 0 achieve the highest recall values (95.0% and 93.5%, respectively), indicating that these digits are easily distinguishable by the model. Digit 6 also shows strong performance with 90.4% recall.</w:t>
+      </w:r>
+    </w:p>
+    <w:p>
+      <w:pPr>
+        <w:pStyle w:val="a7"/>
+        <w:numPr>
+          <w:ilvl w:val="0"/>
+          <w:numId w:val="13"/>
+        </w:numPr>
+        <w:rPr>
+          <w:lang w:val="en-US"/>
+        </w:rPr>
+      </w:pPr>
+      <w:r>
+        <w:rPr>
+          <w:lang w:val="en-US"/>
+        </w:rPr>
+        <w:t>Digit 5 exhibits the lowest recall (54.4%) among all classes, indicating that a large proportion of true fives are misclassified. However, the precision for digit 5 remains high (91.8%), meaning that when the model predicts class 5, it is usually correct.</w:t>
+      </w:r>
+    </w:p>
+    <w:p>
+      <w:pPr>
+        <w:pStyle w:val="a7"/>
+        <w:rPr>
+          <w:lang w:val="en-US"/>
+        </w:rPr>
+      </w:pPr>
+      <w:r>
+        <w:rPr>
+          <w:lang w:val="en-US"/>
+        </w:rPr>
+        <w:t>This pattern suggests that the classifier is conservative in predicting digit 5. The most likely reason is the high visual variability of handwritten fives and their structural similarity to digits such as 3, 6, and 8.</w:t>
+      </w:r>
+    </w:p>
+    <w:p>
+      <w:pPr>
+        <w:pStyle w:val="a7"/>
+        <w:rPr>
+          <w:lang w:val="en-US"/>
+        </w:rPr>
+      </w:pPr>
+      <w:r>
+        <w:rPr>
+          <w:lang w:val="en-US"/>
+        </w:rPr>
+        <w:t>Since the model is based on linear decision boundaries (</w:t>
+      </w:r>
+      <w:proofErr w:type="spellStart"/>
+      <w:r>
+        <w:rPr>
+          <w:lang w:val="en-US"/>
+        </w:rPr>
+        <w:t>softma</w:t>
+      </w:r>
+      <w:r>
+        <w:rPr>
+          <w:lang w:val="en-US"/>
+        </w:rPr>
+        <w:t>x</w:t>
+      </w:r>
+      <w:proofErr w:type="spellEnd"/>
+      <w:r>
+        <w:rPr>
+          <w:lang w:val="en-US"/>
+        </w:rPr>
+        <w:t>), it struggles to capture the nonlinear shape variations of digit 5. This results in frequent misclassification and reduced recall.</w:t>
+      </w:r>
+    </w:p>
+    <w:p>
+      <w:pPr>
+        <w:pStyle w:val="a7"/>
+        <w:numPr>
+          <w:ilvl w:val="0"/>
+          <w:numId w:val="13"/>
+        </w:numPr>
+        <w:rPr>
+          <w:lang w:val="en-US"/>
+        </w:rPr>
+      </w:pPr>
+      <w:r>
+        <w:rPr>
+          <w:lang w:val="en-US"/>
+        </w:rPr>
+        <w:t>Digit 8 demonstrates moderate performance with precision of 77.5% and recall of 74.5%. This indicates that the model both fails to correctly recognize a significant portion of true eights and also incorrectly classifies other digits as eight.</w:t>
+      </w:r>
+    </w:p>
+    <w:p>
+      <w:pPr>
+        <w:pStyle w:val="a7"/>
+      </w:pPr>
+      <w:r>
+        <w:rPr>
+          <w:lang w:val="en-US"/>
+        </w:rPr>
+        <w:t>The main difficulty arises from the structural complexity of digit 8. It consists of two loops, making it visually similar to digits such as 3, 9, and 0. Variability in handwriting further increases the overlap in feature space.</w:t>
+      </w:r>
+    </w:p>
+    <w:p>
+      <w:pPr>
+        <w:pStyle w:val="a7"/>
+        <w:numPr>
+          <w:ilvl w:val="0"/>
+          <w:numId w:val="13"/>
+        </w:numPr>
+        <w:rPr>
+          <w:lang w:val="en-US"/>
+        </w:rPr>
+      </w:pPr>
+      <w:r>
+        <w:rPr>
+          <w:lang w:val="en-US"/>
+        </w:rPr>
+        <w:t>Digit 3 achieves a relatively high recall (84.6%), indicating that most true threes are correctly identified. However, its precision is significantly lower (72.9%), meaning that a considerable number of other digits are incorrectly classified as three.</w:t>
+      </w:r>
+    </w:p>
+    <w:p>
+      <w:pPr>
+        <w:pStyle w:val="a7"/>
+        <w:rPr>
+          <w:lang w:val="en-US"/>
+        </w:rPr>
+      </w:pPr>
+      <w:r>
+        <w:rPr>
+          <w:lang w:val="en-US"/>
+        </w:rPr>
+        <w:t>This suggests that the decision region associated with class 3 is overly broad, causing overlap with structurally similar digits such as 5, 8, and 9.</w:t>
+      </w:r>
+    </w:p>
+    <w:p>
+      <w:pPr>
+        <w:pStyle w:val="a7"/>
+        <w:rPr>
+          <w:lang w:val="en-US"/>
+        </w:rPr>
+      </w:pPr>
+      <w:r>
+        <w:rPr>
+          <w:lang w:val="en-US"/>
+        </w:rPr>
+        <w:t xml:space="preserve">Digit 3 consists primarily of two curved segments without vertical strokes, which makes it visually similar to several other digits. Due to the use of linear decision boundaries in </w:t>
+      </w:r>
+      <w:proofErr w:type="spellStart"/>
+      <w:r>
+        <w:rPr>
+          <w:lang w:val="en-US"/>
+        </w:rPr>
+        <w:t>softmax</w:t>
+      </w:r>
+      <w:proofErr w:type="spellEnd"/>
+      <w:r>
+        <w:rPr>
+          <w:lang w:val="en-US"/>
+        </w:rPr>
+        <w:t>, the classifier cannot fully capture these nuanced structural differences, leading to increased false positives.</w:t>
+      </w:r>
+    </w:p>
+    <w:p>
+      <w:pPr>
+        <w:pStyle w:val="a7"/>
+        <w:numPr>
+          <w:ilvl w:val="0"/>
+          <w:numId w:val="13"/>
+        </w:numPr>
+        <w:rPr>
+          <w:lang w:val="en-US"/>
+        </w:rPr>
+      </w:pPr>
+      <w:r>
+        <w:rPr>
+          <w:lang w:val="en-US"/>
+        </w:rPr>
+        <w:t>The macro-average F1-score is 0.818, suggesting moderately balanced performance across classes.</w:t>
+      </w:r>
+    </w:p>
+    <w:p>
+      <w:pPr>
+        <w:rPr>
+          <w:b/>
+          <w:bCs/>
+          <w:lang w:val="en-US"/>
+        </w:rPr>
+      </w:pPr>
+      <w:r>
+        <w:rPr>
+          <w:b/>
+          <w:bCs/>
+          <w:lang w:val="en-US"/>
+        </w:rPr>
+        <w:br w:type="page"/>
+      </w:r>
+    </w:p>
+    <w:p>
+      <w:pPr>
+        <w:rPr>
+          <w:b/>
+          <w:bCs/>
+          <w:lang w:val="en-US"/>
+        </w:rPr>
+      </w:pPr>
+    </w:p>
+    <w:p>
+      <w:pPr>
         <w:rPr>
           <w:b/>
           <w:bCs/>
@@ -1073,7 +1299,6 @@
           <w:szCs w:val="28"/>
           <w:lang w:val="en-US"/>
         </w:rPr>
-        <w:lastRenderedPageBreak/>
         <w:t>USPS Dataset</w:t>
       </w:r>
     </w:p>
@@ -1277,6 +1502,7 @@
           <w:lang w:val="en-US"/>
         </w:rPr>
       </w:pPr>
+      <w:proofErr w:type="spellStart"/>
       <w:r>
         <w:rPr>
           <w:lang w:val="en-US"/>
@@ -1289,6 +1515,7 @@
         </w:rPr>
         <w:t>oftmax</w:t>
       </w:r>
+      <w:proofErr w:type="spellEnd"/>
     </w:p>
     <w:p>
       <w:pPr>
@@ -1556,7 +1783,22 @@
           <w:b/>
           <w:bCs/>
         </w:rPr>
-        <w:t>88.66%</w:t>
+        <w:t>88.</w:t>
+      </w:r>
+      <w:r>
+        <w:rPr>
+          <w:b/>
+          <w:bCs/>
+          <w:lang w:val="en-US"/>
+        </w:rPr>
+        <w:t>7</w:t>
+      </w:r>
+      <w:r>
+        <w:rPr>
+          <w:b/>
+          <w:bCs/>
+        </w:rPr>
+        <w:t>6%</w:t>
       </w:r>
       <w:r>
         <w:rPr>
@@ -1630,7 +1872,6 @@
           <w:bCs/>
           <w:lang w:val="en-US"/>
         </w:rPr>
-        <w:lastRenderedPageBreak/>
         <w:t>Confusion Matrix</w:t>
       </w:r>
     </w:p>
@@ -2735,7 +2976,23 @@
           <w:bCs/>
           <w:lang w:val="en-US"/>
         </w:rPr>
-        <w:t>Tolerant accuracy = 84,9%</w:t>
+        <w:t xml:space="preserve">Tolerant accuracy = </w:t>
+      </w:r>
+      <w:r>
+        <w:rPr>
+          <w:b/>
+          <w:bCs/>
+          <w:lang w:val="en-US"/>
+        </w:rPr>
+        <w:t>90.1</w:t>
+      </w:r>
+      <w:r>
+        <w:rPr>
+          <w:b/>
+          <w:bCs/>
+          <w:lang w:val="en-US"/>
+        </w:rPr>
+        <w:t>%</w:t>
       </w:r>
     </w:p>
     <w:p>
@@ -2863,6 +3120,270 @@
         </w:drawing>
       </w:r>
     </w:p>
+    <w:p>
+      <w:pPr>
+        <w:pStyle w:val="a7"/>
+        <w:numPr>
+          <w:ilvl w:val="0"/>
+          <w:numId w:val="13"/>
+        </w:numPr>
+        <w:rPr>
+          <w:lang w:val="en-US"/>
+        </w:rPr>
+      </w:pPr>
+      <w:r>
+        <w:rPr>
+          <w:lang w:val="en-US"/>
+        </w:rPr>
+        <w:lastRenderedPageBreak/>
+        <w:t>Digits 1 and 0 achieve the highest recall (99.2% and 96.1%, respectively), indicating that these digits are easily distinguishable.</w:t>
+      </w:r>
+    </w:p>
+    <w:p>
+      <w:pPr>
+        <w:pStyle w:val="a7"/>
+        <w:numPr>
+          <w:ilvl w:val="0"/>
+          <w:numId w:val="13"/>
+        </w:numPr>
+        <w:rPr>
+          <w:lang w:val="en-US"/>
+        </w:rPr>
+      </w:pPr>
+      <w:r>
+        <w:rPr>
+          <w:lang w:val="en-US"/>
+        </w:rPr>
+        <w:t>Digit 5 remains one of the most challenging classes, with recall of 72.7%. This indicates that a considerable portion of true fives are misclassified. However, the high precision (89.7%) suggests that the classifier is conservative in predicting this class.</w:t>
+      </w:r>
+    </w:p>
+    <w:p>
+      <w:pPr>
+        <w:pStyle w:val="a7"/>
+        <w:numPr>
+          <w:ilvl w:val="0"/>
+          <w:numId w:val="13"/>
+        </w:numPr>
+        <w:rPr>
+          <w:lang w:val="en-US"/>
+        </w:rPr>
+      </w:pPr>
+      <w:r>
+        <w:rPr>
+          <w:lang w:val="en-US"/>
+        </w:rPr>
+        <w:t>Digit 8 also exhibits reduced performance (recall 76.1%), reflecting its structural complexity and similarity to digits such as 3 and 9.</w:t>
+      </w:r>
+    </w:p>
+    <w:p>
+      <w:pPr>
+        <w:pStyle w:val="a7"/>
+        <w:numPr>
+          <w:ilvl w:val="0"/>
+          <w:numId w:val="13"/>
+        </w:numPr>
+        <w:rPr>
+          <w:lang w:val="en-US"/>
+        </w:rPr>
+      </w:pPr>
+      <w:r>
+        <w:rPr>
+          <w:lang w:val="en-US"/>
+        </w:rPr>
+        <w:t>Digit 4 shows lower precision (81.0%), meaning that other digits are sometimes incorrectly classified as four. This may be due to variability in the handwritten representation of digit 4 in the USPS dataset.</w:t>
+      </w:r>
+    </w:p>
+    <w:p>
+      <w:pPr>
+        <w:pStyle w:val="a7"/>
+        <w:numPr>
+          <w:ilvl w:val="0"/>
+          <w:numId w:val="13"/>
+        </w:numPr>
+        <w:rPr>
+          <w:lang w:val="en-US"/>
+        </w:rPr>
+      </w:pPr>
+      <w:r>
+        <w:rPr>
+          <w:lang w:val="en-US"/>
+        </w:rPr>
+        <w:t>The macro-average F1-score is 0.876, indicating relatively balanced performance across classes.</w:t>
+      </w:r>
+    </w:p>
+    <w:p>
+      <w:pPr>
+        <w:rPr>
+          <w:b/>
+          <w:bCs/>
+          <w:sz w:val="28"/>
+          <w:szCs w:val="28"/>
+          <w:lang w:val="en-US"/>
+        </w:rPr>
+      </w:pPr>
+      <w:r>
+        <w:rPr>
+          <w:b/>
+          <w:bCs/>
+          <w:sz w:val="28"/>
+          <w:szCs w:val="28"/>
+          <w:lang w:val="en-US"/>
+        </w:rPr>
+        <w:br w:type="page"/>
+      </w:r>
+    </w:p>
+    <w:p>
+      <w:pPr>
+        <w:rPr>
+          <w:b/>
+          <w:bCs/>
+          <w:sz w:val="28"/>
+          <w:szCs w:val="28"/>
+          <w:lang w:val="en-US"/>
+        </w:rPr>
+      </w:pPr>
+      <w:r>
+        <w:rPr>
+          <w:b/>
+          <w:bCs/>
+          <w:sz w:val="28"/>
+          <w:szCs w:val="28"/>
+          <w:lang w:val="en-US"/>
+        </w:rPr>
+        <w:lastRenderedPageBreak/>
+        <w:t>Compar</w:t>
+      </w:r>
+      <w:r>
+        <w:rPr>
+          <w:b/>
+          <w:bCs/>
+          <w:sz w:val="28"/>
+          <w:szCs w:val="28"/>
+          <w:lang w:val="en-US"/>
+        </w:rPr>
+        <w:t>ison</w:t>
+      </w:r>
+      <w:r>
+        <w:rPr>
+          <w:b/>
+          <w:bCs/>
+          <w:sz w:val="28"/>
+          <w:szCs w:val="28"/>
+          <w:lang w:val="en-US"/>
+        </w:rPr>
+        <w:t xml:space="preserve"> </w:t>
+      </w:r>
+      <w:r>
+        <w:rPr>
+          <w:b/>
+          <w:bCs/>
+          <w:sz w:val="28"/>
+          <w:szCs w:val="28"/>
+          <w:lang w:val="en-US"/>
+        </w:rPr>
+        <w:t xml:space="preserve">of </w:t>
+      </w:r>
+      <w:r>
+        <w:rPr>
+          <w:b/>
+          <w:bCs/>
+          <w:sz w:val="28"/>
+          <w:szCs w:val="28"/>
+          <w:lang w:val="en-US"/>
+        </w:rPr>
+        <w:t>MNIST and USPS datasets</w:t>
+      </w:r>
+    </w:p>
+    <w:p>
+      <w:pPr>
+        <w:rPr>
+          <w:lang w:val="en-US"/>
+        </w:rPr>
+      </w:pPr>
+      <w:r>
+        <w:rPr>
+          <w:lang w:val="en-US"/>
+        </w:rPr>
+        <w:t xml:space="preserve">The </w:t>
+      </w:r>
+      <w:proofErr w:type="spellStart"/>
+      <w:r>
+        <w:rPr>
+          <w:lang w:val="en-US"/>
+        </w:rPr>
+        <w:t>softmax</w:t>
+      </w:r>
+      <w:proofErr w:type="spellEnd"/>
+      <w:r>
+        <w:rPr>
+          <w:lang w:val="en-US"/>
+        </w:rPr>
+        <w:t xml:space="preserve"> classifier achieves 82.3% accuracy on MNIST and 88.8% on USPS, indicating significantly better performance on the USPS dataset.</w:t>
+      </w:r>
+    </w:p>
+    <w:p>
+      <w:pPr>
+        <w:rPr>
+          <w:lang w:val="en-US"/>
+        </w:rPr>
+      </w:pPr>
+      <w:r>
+        <w:rPr>
+          <w:lang w:val="en-US"/>
+        </w:rPr>
+        <w:t>The macro F1-score is also higher for USPS (0.876) compared to MNIST (0.818), suggesting more balanced class-wise performance.</w:t>
+      </w:r>
+    </w:p>
+    <w:p>
+      <w:pPr>
+        <w:rPr>
+          <w:lang w:val="en-US"/>
+        </w:rPr>
+      </w:pPr>
+      <w:r>
+        <w:rPr>
+          <w:lang w:val="en-US"/>
+        </w:rPr>
+        <w:t>Digit 5 is the most problematic class in both datasets. However, the recall for digit 5 is substantially lower in MNIST (54.4%) than in USPS (72.7%), indicating greater variability and complexity in MNIST handwriting.</w:t>
+      </w:r>
+    </w:p>
+    <w:p>
+      <w:pPr>
+        <w:rPr>
+          <w:lang w:val="en-US"/>
+        </w:rPr>
+      </w:pPr>
+      <w:r>
+        <w:rPr>
+          <w:lang w:val="en-US"/>
+        </w:rPr>
+        <w:t>Digit 3 presents a notable difference between datasets. In MNIST, precision for digit 3 is relatively low (72.9%), meaning the model frequently misclassifies other digits as three. In contrast, USPS shows much stronger performance for this class (precision 87.3%).</w:t>
+      </w:r>
+    </w:p>
+    <w:p>
+      <w:pPr>
+        <w:rPr>
+          <w:lang w:val="en-US"/>
+        </w:rPr>
+      </w:pPr>
+      <w:r>
+        <w:rPr>
+          <w:lang w:val="en-US"/>
+        </w:rPr>
+        <w:t>Overall, MNIST appears to be more challenging due to higher variability and structural complexity, while USPS exhibits more compact and linearly separable class distributions.</w:t>
+      </w:r>
+    </w:p>
+    <w:p>
+      <w:pPr>
+        <w:rPr>
+          <w:b/>
+          <w:bCs/>
+          <w:sz w:val="28"/>
+          <w:szCs w:val="28"/>
+          <w:lang w:val="en-US"/>
+        </w:rPr>
+      </w:pPr>
+    </w:p>
     <w:sectPr>
       <w:pgSz w:w="11906" w:h="16838"/>
       <w:pgMar w:top="1134" w:right="850" w:bottom="1134" w:left="1701" w:header="708" w:footer="708" w:gutter="0"/>
@@ -2988,6 +3509,119 @@
     </w:lvl>
   </w:abstractNum>
   <w:abstractNum w:abstractNumId="1" w15:restartNumberingAfterBreak="0">
+    <w:nsid w:val="0F445946"/>
+    <w:multiLevelType w:val="hybridMultilevel"/>
+    <w:tmpl w:val="70C6C4AA"/>
+    <w:lvl w:ilvl="0" w:tplc="04190001">
+      <w:start w:val="1"/>
+      <w:numFmt w:val="bullet"/>
+      <w:lvlText w:val=""/>
+      <w:lvlJc w:val="left"/>
+      <w:pPr>
+        <w:ind w:left="720" w:hanging="360"/>
+      </w:pPr>
+      <w:rPr>
+        <w:rFonts w:ascii="Symbol" w:hAnsi="Symbol" w:hint="default"/>
+      </w:rPr>
+    </w:lvl>
+    <w:lvl w:ilvl="1" w:tplc="04190003" w:tentative="1">
+      <w:start w:val="1"/>
+      <w:numFmt w:val="bullet"/>
+      <w:lvlText w:val="o"/>
+      <w:lvlJc w:val="left"/>
+      <w:pPr>
+        <w:ind w:left="1440" w:hanging="360"/>
+      </w:pPr>
+      <w:rPr>
+        <w:rFonts w:ascii="Courier New" w:hAnsi="Courier New" w:cs="Courier New" w:hint="default"/>
+      </w:rPr>
+    </w:lvl>
+    <w:lvl w:ilvl="2" w:tplc="04190005" w:tentative="1">
+      <w:start w:val="1"/>
+      <w:numFmt w:val="bullet"/>
+      <w:lvlText w:val=""/>
+      <w:lvlJc w:val="left"/>
+      <w:pPr>
+        <w:ind w:left="2160" w:hanging="360"/>
+      </w:pPr>
+      <w:rPr>
+        <w:rFonts w:ascii="Wingdings" w:hAnsi="Wingdings" w:hint="default"/>
+      </w:rPr>
+    </w:lvl>
+    <w:lvl w:ilvl="3" w:tplc="04190001" w:tentative="1">
+      <w:start w:val="1"/>
+      <w:numFmt w:val="bullet"/>
+      <w:lvlText w:val=""/>
+      <w:lvlJc w:val="left"/>
+      <w:pPr>
+        <w:ind w:left="2880" w:hanging="360"/>
+      </w:pPr>
+      <w:rPr>
+        <w:rFonts w:ascii="Symbol" w:hAnsi="Symbol" w:hint="default"/>
+      </w:rPr>
+    </w:lvl>
+    <w:lvl w:ilvl="4" w:tplc="04190003" w:tentative="1">
+      <w:start w:val="1"/>
+      <w:numFmt w:val="bullet"/>
+      <w:lvlText w:val="o"/>
+      <w:lvlJc w:val="left"/>
+      <w:pPr>
+        <w:ind w:left="3600" w:hanging="360"/>
+      </w:pPr>
+      <w:rPr>
+        <w:rFonts w:ascii="Courier New" w:hAnsi="Courier New" w:cs="Courier New" w:hint="default"/>
+      </w:rPr>
+    </w:lvl>
+    <w:lvl w:ilvl="5" w:tplc="04190005" w:tentative="1">
+      <w:start w:val="1"/>
+      <w:numFmt w:val="bullet"/>
+      <w:lvlText w:val=""/>
+      <w:lvlJc w:val="left"/>
+      <w:pPr>
+        <w:ind w:left="4320" w:hanging="360"/>
+      </w:pPr>
+      <w:rPr>
+        <w:rFonts w:ascii="Wingdings" w:hAnsi="Wingdings" w:hint="default"/>
+      </w:rPr>
+    </w:lvl>
+    <w:lvl w:ilvl="6" w:tplc="04190001" w:tentative="1">
+      <w:start w:val="1"/>
+      <w:numFmt w:val="bullet"/>
+      <w:lvlText w:val=""/>
+      <w:lvlJc w:val="left"/>
+      <w:pPr>
+        <w:ind w:left="5040" w:hanging="360"/>
+      </w:pPr>
+      <w:rPr>
+        <w:rFonts w:ascii="Symbol" w:hAnsi="Symbol" w:hint="default"/>
+      </w:rPr>
+    </w:lvl>
+    <w:lvl w:ilvl="7" w:tplc="04190003" w:tentative="1">
+      <w:start w:val="1"/>
+      <w:numFmt w:val="bullet"/>
+      <w:lvlText w:val="o"/>
+      <w:lvlJc w:val="left"/>
+      <w:pPr>
+        <w:ind w:left="5760" w:hanging="360"/>
+      </w:pPr>
+      <w:rPr>
+        <w:rFonts w:ascii="Courier New" w:hAnsi="Courier New" w:cs="Courier New" w:hint="default"/>
+      </w:rPr>
+    </w:lvl>
+    <w:lvl w:ilvl="8" w:tplc="04190005" w:tentative="1">
+      <w:start w:val="1"/>
+      <w:numFmt w:val="bullet"/>
+      <w:lvlText w:val=""/>
+      <w:lvlJc w:val="left"/>
+      <w:pPr>
+        <w:ind w:left="6480" w:hanging="360"/>
+      </w:pPr>
+      <w:rPr>
+        <w:rFonts w:ascii="Wingdings" w:hAnsi="Wingdings" w:hint="default"/>
+      </w:rPr>
+    </w:lvl>
+  </w:abstractNum>
+  <w:abstractNum w:abstractNumId="2" w15:restartNumberingAfterBreak="0">
     <w:nsid w:val="108B5837"/>
     <w:multiLevelType w:val="hybridMultilevel"/>
     <w:tmpl w:val="046878A8"/>
@@ -3099,7 +3733,7 @@
       </w:rPr>
     </w:lvl>
   </w:abstractNum>
-  <w:abstractNum w:abstractNumId="2" w15:restartNumberingAfterBreak="0">
+  <w:abstractNum w:abstractNumId="3" w15:restartNumberingAfterBreak="0">
     <w:nsid w:val="1B664759"/>
     <w:multiLevelType w:val="hybridMultilevel"/>
     <w:tmpl w:val="EEF01432"/>
@@ -3211,7 +3845,7 @@
       </w:rPr>
     </w:lvl>
   </w:abstractNum>
-  <w:abstractNum w:abstractNumId="3" w15:restartNumberingAfterBreak="0">
+  <w:abstractNum w:abstractNumId="4" w15:restartNumberingAfterBreak="0">
     <w:nsid w:val="1CB173D1"/>
     <w:multiLevelType w:val="hybridMultilevel"/>
     <w:tmpl w:val="3F564BF4"/>
@@ -3323,7 +3957,7 @@
       </w:rPr>
     </w:lvl>
   </w:abstractNum>
-  <w:abstractNum w:abstractNumId="4" w15:restartNumberingAfterBreak="0">
+  <w:abstractNum w:abstractNumId="5" w15:restartNumberingAfterBreak="0">
     <w:nsid w:val="3900042E"/>
     <w:multiLevelType w:val="hybridMultilevel"/>
     <w:tmpl w:val="69D224F6"/>
@@ -3435,7 +4069,7 @@
       </w:rPr>
     </w:lvl>
   </w:abstractNum>
-  <w:abstractNum w:abstractNumId="5" w15:restartNumberingAfterBreak="0">
+  <w:abstractNum w:abstractNumId="6" w15:restartNumberingAfterBreak="0">
     <w:nsid w:val="413259AB"/>
     <w:multiLevelType w:val="hybridMultilevel"/>
     <w:tmpl w:val="9F4EFF9A"/>
@@ -3547,7 +4181,7 @@
       </w:rPr>
     </w:lvl>
   </w:abstractNum>
-  <w:abstractNum w:abstractNumId="6" w15:restartNumberingAfterBreak="0">
+  <w:abstractNum w:abstractNumId="7" w15:restartNumberingAfterBreak="0">
     <w:nsid w:val="414C450B"/>
     <w:multiLevelType w:val="hybridMultilevel"/>
     <w:tmpl w:val="F034971E"/>
@@ -3659,7 +4293,7 @@
       </w:rPr>
     </w:lvl>
   </w:abstractNum>
-  <w:abstractNum w:abstractNumId="7" w15:restartNumberingAfterBreak="0">
+  <w:abstractNum w:abstractNumId="8" w15:restartNumberingAfterBreak="0">
     <w:nsid w:val="4BEC664D"/>
     <w:multiLevelType w:val="hybridMultilevel"/>
     <w:tmpl w:val="B38215C6"/>
@@ -3745,7 +4379,7 @@
       </w:pPr>
     </w:lvl>
   </w:abstractNum>
-  <w:abstractNum w:abstractNumId="8" w15:restartNumberingAfterBreak="0">
+  <w:abstractNum w:abstractNumId="9" w15:restartNumberingAfterBreak="0">
     <w:nsid w:val="588F32EB"/>
     <w:multiLevelType w:val="hybridMultilevel"/>
     <w:tmpl w:val="4A168404"/>
@@ -3857,7 +4491,7 @@
       </w:rPr>
     </w:lvl>
   </w:abstractNum>
-  <w:abstractNum w:abstractNumId="9" w15:restartNumberingAfterBreak="0">
+  <w:abstractNum w:abstractNumId="10" w15:restartNumberingAfterBreak="0">
     <w:nsid w:val="617F12CE"/>
     <w:multiLevelType w:val="hybridMultilevel"/>
     <w:tmpl w:val="202240C8"/>
@@ -3969,7 +4603,7 @@
       </w:rPr>
     </w:lvl>
   </w:abstractNum>
-  <w:abstractNum w:abstractNumId="10" w15:restartNumberingAfterBreak="0">
+  <w:abstractNum w:abstractNumId="11" w15:restartNumberingAfterBreak="0">
     <w:nsid w:val="6C1D55EF"/>
     <w:multiLevelType w:val="hybridMultilevel"/>
     <w:tmpl w:val="11426530"/>
@@ -4081,7 +4715,7 @@
       </w:rPr>
     </w:lvl>
   </w:abstractNum>
-  <w:abstractNum w:abstractNumId="11" w15:restartNumberingAfterBreak="0">
+  <w:abstractNum w:abstractNumId="12" w15:restartNumberingAfterBreak="0">
     <w:nsid w:val="7D3E00EB"/>
     <w:multiLevelType w:val="hybridMultilevel"/>
     <w:tmpl w:val="6FD4ACDC"/>
@@ -4194,39 +4828,42 @@
     </w:lvl>
   </w:abstractNum>
   <w:num w:numId="1" w16cid:durableId="1613322076">
-    <w:abstractNumId w:val="3"/>
+    <w:abstractNumId w:val="4"/>
   </w:num>
   <w:num w:numId="2" w16cid:durableId="2039889113">
+    <w:abstractNumId w:val="12"/>
+  </w:num>
+  <w:num w:numId="3" w16cid:durableId="1885289888">
+    <w:abstractNumId w:val="5"/>
+  </w:num>
+  <w:num w:numId="4" w16cid:durableId="637758770">
     <w:abstractNumId w:val="11"/>
   </w:num>
-  <w:num w:numId="3" w16cid:durableId="1885289888">
-    <w:abstractNumId w:val="4"/>
-  </w:num>
-  <w:num w:numId="4" w16cid:durableId="637758770">
-    <w:abstractNumId w:val="10"/>
-  </w:num>
   <w:num w:numId="5" w16cid:durableId="1746561793">
-    <w:abstractNumId w:val="7"/>
+    <w:abstractNumId w:val="8"/>
   </w:num>
   <w:num w:numId="6" w16cid:durableId="562911110">
-    <w:abstractNumId w:val="9"/>
+    <w:abstractNumId w:val="10"/>
   </w:num>
   <w:num w:numId="7" w16cid:durableId="1627463041">
     <w:abstractNumId w:val="0"/>
   </w:num>
   <w:num w:numId="8" w16cid:durableId="411660016">
-    <w:abstractNumId w:val="5"/>
+    <w:abstractNumId w:val="6"/>
   </w:num>
   <w:num w:numId="9" w16cid:durableId="2014331796">
-    <w:abstractNumId w:val="8"/>
+    <w:abstractNumId w:val="9"/>
   </w:num>
   <w:num w:numId="10" w16cid:durableId="1703364362">
+    <w:abstractNumId w:val="3"/>
+  </w:num>
+  <w:num w:numId="11" w16cid:durableId="1026367784">
+    <w:abstractNumId w:val="7"/>
+  </w:num>
+  <w:num w:numId="12" w16cid:durableId="1391688135">
     <w:abstractNumId w:val="2"/>
   </w:num>
-  <w:num w:numId="11" w16cid:durableId="1026367784">
-    <w:abstractNumId w:val="6"/>
-  </w:num>
-  <w:num w:numId="12" w16cid:durableId="1391688135">
+  <w:num w:numId="13" w16cid:durableId="694237070">
     <w:abstractNumId w:val="1"/>
   </w:num>
 </w:numbering>
